--- a/la-marque/대본/7부/03화_Les_voisins.docx
+++ b/la-marque/대본/7부/03화_Les_voisins.docx
@@ -65,7 +65,7 @@
         <w:t xml:space="preserve">”</w:t>
       </w:r>
       <w:r>
-        <w:t xml:space="preserve">) · 파브리스 모렐(애 둘, SNS 모임 «Riverains Bouvier vigilants» 300명, 할아버지는 부비에 열처리). 모렐</w:t>
+        <w:t xml:space="preserve">) · 파브리스 라벨(애 둘, SNS 모임 «Riverains Bouvier vigilants» 300명, 할아버지는 부비에 열처리). 라벨</w:t>
       </w:r>
       <w:r>
         <w:t xml:space="preserve"> </w:t>
@@ -128,7 +128,7 @@
         <w:t xml:space="preserve"> </w:t>
       </w:r>
       <w:r>
-        <w:t xml:space="preserve">위험). 모렐의 주민 권한 요구 → 감시위원회(선출 주민 6, 시장, 직원 대표, 리안; 연 4회 + 연 1회 예고 없는 방문; 무균복 교육은 지훈). 거부권은 거절(진허에게도 거절했다) → 대신 주민이 고르는(인증 실험실 목록) 리안 비용 독립 분석, 상한 없음, 공개. 모렐 출마</w:t>
+        <w:t xml:space="preserve">위험). 라벨의 주민 권한 요구 → 감시위원회(선출 주민 6, 시장, 직원 대표, 리안; 연 4회 + 연 1회 예고 없는 방문; 무균복 교육은 지훈). 거부권은 거절(진허에게도 거절했다) → 대신 주민이 고르는(인증 실험실 목록) 리안 비용 독립 분석, 상한 없음, 공개. 라벨 출마</w:t>
       </w:r>
       <w:r>
         <w:t xml:space="preserve"> </w:t>
@@ -173,7 +173,7 @@
         <w:t xml:space="preserve"> </w:t>
       </w:r>
       <w:r>
-        <w:t xml:space="preserve">- 등장인물: Clémence, Bastien, Jihoon, Yannick, Gérard, Christine Dufour, Fabienne Rey, Odile Perrin(주민 — 신규), Fabrice Morel(주민 — 신규)</w:t>
+        <w:t xml:space="preserve">- 등장인물: Clémence, Bastien, Jihoon, Yannick, Gérard, Christine Dufour, Fabienne Rey, Odile Perrin(주민 — 신규), Fabrice Ravel(주민 — 신규)</w:t>
       </w:r>
       <w:r>
         <w:t xml:space="preserve"> </w:t>
@@ -197,7 +197,7 @@
         <w:t xml:space="preserve"> </w:t>
       </w:r>
       <w:r>
-        <w:t xml:space="preserve">- vous/tu: 페랭→야니크 tu(옛 제자), 뒤푸르→모렐·제라르→모렐 tu, 야니크↔모렐 tu, 나머지 vous.</w:t>
+        <w:t xml:space="preserve">- vous/tu: 페랭→야니크 tu(옛 제자), 뒤푸르→라벨·제라르→라벨 tu, 야니크↔라벨 tu, 나머지 vous.</w:t>
       </w:r>
       <w:r>
         <w:t xml:space="preserve"> </w:t>
@@ -567,15 +567,15 @@
         <w:pStyle w:val="BodyText"/>
       </w:pPr>
       <w:r>
-        <w:t xml:space="preserve">GERARD: Mme Perrin, l’ancienne institutrice, a peur de l’odeur. Le jeune Morel a deux enfants. Il a peur de tout.</w:t>
-      </w:r>
-    </w:p>
-    <w:p>
-      <w:pPr>
-        <w:pStyle w:val="BodyText"/>
-      </w:pPr>
-      <w:r>
-        <w:t xml:space="preserve">BASTIEN: Morel a créé un groupe sur les réseaux. « Riverains Bouvier vigilants. » Trois cents membres en une semaine.</w:t>
+        <w:t xml:space="preserve">GERARD: Mme Perrin, l’ancienne institutrice, a peur de l’odeur. Le jeune Ravel a deux enfants. Il a peur de tout.</w:t>
+      </w:r>
+    </w:p>
+    <w:p>
+      <w:pPr>
+        <w:pStyle w:val="BodyText"/>
+      </w:pPr>
+      <w:r>
+        <w:t xml:space="preserve">BASTIEN: Ravel a créé un groupe sur les réseaux. « Riverains Bouvier vigilants. » Trois cents membres en une semaine.</w:t>
       </w:r>
     </w:p>
     <w:p>
@@ -625,7 +625,7 @@
         <w:pStyle w:val="BodyText"/>
       </w:pPr>
       <w:r>
-        <w:t xml:space="preserve">MOREL: Fabrice Morel, rue des Tilleuls. Première question. Pourquoi une usine chimique derrière chez moi ?</w:t>
+        <w:t xml:space="preserve">RAVEL: Fabrice Ravel, rue des Tilleuls. Première question. Pourquoi une usine chimique derrière chez moi ?</w:t>
       </w:r>
     </w:p>
     <w:p>
@@ -641,7 +641,7 @@
         <w:pStyle w:val="BodyText"/>
       </w:pPr>
       <w:r>
-        <w:t xml:space="preserve">MOREL: Lesquels ?</w:t>
+        <w:t xml:space="preserve">RAVEL: Lesquels ?</w:t>
       </w:r>
     </w:p>
     <w:p>
@@ -657,7 +657,7 @@
         <w:pStyle w:val="BodyText"/>
       </w:pPr>
       <w:r>
-        <w:t xml:space="preserve">MOREL: Le BDDE. J’ai cherché. « Suspecté mutagène. » C’est écrit sur la fiche de sécurité.</w:t>
+        <w:t xml:space="preserve">RAVEL: Le BDDE. J’ai cherché. « Suspecté mutagène. » C’est écrit sur la fiche de sécurité.</w:t>
       </w:r>
     </w:p>
     <w:p>
@@ -705,7 +705,7 @@
         <w:pStyle w:val="BodyText"/>
       </w:pPr>
       <w:r>
-        <w:t xml:space="preserve">MOREL: Un traducteur qui dirige une usine chimique. Ça me rassure.</w:t>
+        <w:t xml:space="preserve">RAVEL: Un traducteur qui dirige une usine chimique. Ça me rassure.</w:t>
       </w:r>
     </w:p>
     <w:p>
@@ -737,7 +737,7 @@
         <w:pStyle w:val="BodyText"/>
       </w:pPr>
       <w:r>
-        <w:t xml:space="preserve">MOREL: Très touchant. Mais je vais vous dire ce qui m’inquiète. Le seuil. Vos deux cents litres sont juste sous le seuil de l’autorisation. Comme par hasard. Vous avez calculé pour éviter l’enquête publique, l’étude de dangers, tout ce qui coûte cher. C’est ça, la vérité ?</w:t>
+        <w:t xml:space="preserve">RAVEL: Très touchant. Mais je vais vous dire ce qui m’inquiète. Le seuil. Vos deux cents litres sont juste sous le seuil de l’autorisation. Comme par hasard. Vous avez calculé pour éviter l’enquête publique, l’étude de dangers, tout ce qui coûte cher. C’est ça, la vérité ?</w:t>
       </w:r>
     </w:p>
     <w:p>
@@ -753,7 +753,7 @@
         <w:pStyle w:val="BodyText"/>
       </w:pPr>
       <w:r>
-        <w:t xml:space="preserve">MOREL: Pardon ?</w:t>
+        <w:t xml:space="preserve">RAVEL: Pardon ?</w:t>
       </w:r>
     </w:p>
     <w:p>
@@ -769,7 +769,7 @@
         <w:pStyle w:val="BodyText"/>
       </w:pPr>
       <w:r>
-        <w:t xml:space="preserve">MOREL: Alors ?</w:t>
+        <w:t xml:space="preserve">RAVEL: Alors ?</w:t>
       </w:r>
     </w:p>
     <w:p>
@@ -809,7 +809,7 @@
         <w:pStyle w:val="BodyText"/>
       </w:pPr>
       <w:r>
-        <w:t xml:space="preserve">MOREL: Je sais, monsieur Arnaud. C’est pour ça que je suis là.</w:t>
+        <w:t xml:space="preserve">RAVEL: Je sais, monsieur Arnaud. C’est pour ça que je suis là.</w:t>
       </w:r>
     </w:p>
     <w:p>
@@ -873,7 +873,7 @@
         <w:pStyle w:val="BodyText"/>
       </w:pPr>
       <w:r>
-        <w:t xml:space="preserve">MOREL: Un capteur, c’est de la communication.</w:t>
+        <w:t xml:space="preserve">RAVEL: Un capteur, c’est de la communication.</w:t>
       </w:r>
     </w:p>
     <w:p>
@@ -915,7 +915,7 @@
         <w:pStyle w:val="BodyText"/>
       </w:pPr>
       <w:r>
-        <w:t xml:space="preserve">MOREL: Prétraitement, ça veut dire quoi ? Vous diluez ?</w:t>
+        <w:t xml:space="preserve">RAVEL: Prétraitement, ça veut dire quoi ? Vous diluez ?</w:t>
       </w:r>
     </w:p>
     <w:p>
@@ -931,7 +931,7 @@
         <w:pStyle w:val="BodyText"/>
       </w:pPr>
       <w:r>
-        <w:t xml:space="preserve">MOREL: Qui vérifie ?</w:t>
+        <w:t xml:space="preserve">RAVEL: Qui vérifie ?</w:t>
       </w:r>
     </w:p>
     <w:p>
@@ -1003,7 +1003,7 @@
         <w:pStyle w:val="BodyText"/>
       </w:pPr>
       <w:r>
-        <w:t xml:space="preserve">MOREL: Et la nuit ? Vous travaillerez la nuit ?</w:t>
+        <w:t xml:space="preserve">RAVEL: Et la nuit ? Vous travaillerez la nuit ?</w:t>
       </w:r>
     </w:p>
     <w:p>
@@ -1019,7 +1019,7 @@
         <w:pStyle w:val="BodyText"/>
       </w:pPr>
       <w:r>
-        <w:t xml:space="preserve">MOREL: « Au démarrage. » Et après ?</w:t>
+        <w:t xml:space="preserve">RAVEL: « Au démarrage. » Et après ?</w:t>
       </w:r>
     </w:p>
     <w:p>
@@ -1083,7 +1083,7 @@
         <w:pStyle w:val="BodyText"/>
       </w:pPr>
       <w:r>
-        <w:t xml:space="preserve">MOREL: Et en cas d’accident ? Un fût de BDDE renversé ? Un incendie ?</w:t>
+        <w:t xml:space="preserve">RAVEL: Et en cas d’accident ? Un fût de BDDE renversé ? Un incendie ?</w:t>
       </w:r>
     </w:p>
     <w:p>
@@ -1099,7 +1099,7 @@
         <w:pStyle w:val="BodyText"/>
       </w:pPr>
       <w:r>
-        <w:t xml:space="preserve">MOREL: Petit, connu et préparé. Bouvier aussi avait de beaux mots.</w:t>
+        <w:t xml:space="preserve">RAVEL: Petit, connu et préparé. Bouvier aussi avait de beaux mots.</w:t>
       </w:r>
     </w:p>
     <w:p>
@@ -1115,7 +1115,7 @@
         <w:pStyle w:val="BodyText"/>
       </w:pPr>
       <w:r>
-        <w:t xml:space="preserve">MOREL: C’est exactement ce que je veux. Les juger. Avec un vrai pouvoir.</w:t>
+        <w:t xml:space="preserve">RAVEL: C’est exactement ce que je veux. Les juger. Avec un vrai pouvoir.</w:t>
       </w:r>
     </w:p>
     <w:p>
@@ -1131,7 +1131,7 @@
         <w:pStyle w:val="BodyText"/>
       </w:pPr>
       <w:r>
-        <w:t xml:space="preserve">MOREL: Un comité. Des riverains. Qui entrent dans l’usine quand ils veulent. Pas pour une visite guidée.</w:t>
+        <w:t xml:space="preserve">RAVEL: Un comité. Des riverains. Qui entrent dans l’usine quand ils veulent. Pas pour une visite guidée.</w:t>
       </w:r>
     </w:p>
     <w:bookmarkEnd w:id="23"/>
@@ -1157,7 +1157,7 @@
         <w:pStyle w:val="BodyText"/>
       </w:pPr>
       <w:r>
-        <w:t xml:space="preserve">MOREL: Une fois par an ? Bouvier, c’est quarante ans sans prévenir personne.</w:t>
+        <w:t xml:space="preserve">RAVEL: Une fois par an ? Bouvier, c’est quarante ans sans prévenir personne.</w:t>
       </w:r>
     </w:p>
     <w:p>
@@ -1181,7 +1181,7 @@
         <w:pStyle w:val="BodyText"/>
       </w:pPr>
       <w:r>
-        <w:t xml:space="preserve">MOREL: Et si on voit quelque chose qui ne va pas ? On a un veto ?</w:t>
+        <w:t xml:space="preserve">RAVEL: Et si on voit quelque chose qui ne va pas ? On a un veto ?</w:t>
       </w:r>
     </w:p>
     <w:p>
@@ -1197,7 +1197,7 @@
         <w:pStyle w:val="BodyText"/>
       </w:pPr>
       <w:r>
-        <w:t xml:space="preserve">MOREL: Alors c’est du théâtre.</w:t>
+        <w:t xml:space="preserve">RAVEL: Alors c’est du théâtre.</w:t>
       </w:r>
     </w:p>
     <w:p>
@@ -1213,7 +1213,7 @@
         <w:pStyle w:val="BodyText"/>
       </w:pPr>
       <w:r>
-        <w:t xml:space="preserve">MOREL: Payée par vous, choisie par nous ?</w:t>
+        <w:t xml:space="preserve">RAVEL: Payée par vous, choisie par nous ?</w:t>
       </w:r>
     </w:p>
     <w:p>
@@ -1277,7 +1277,7 @@
         <w:pStyle w:val="BodyText"/>
       </w:pPr>
       <w:r>
-        <w:t xml:space="preserve">MOREL: Je ne suis pas là pour prendre ce qu’on me donne, monsieur Arnaud.</w:t>
+        <w:t xml:space="preserve">RAVEL: Je ne suis pas là pour prendre ce qu’on me donne, monsieur Arnaud.</w:t>
       </w:r>
     </w:p>
     <w:p>
@@ -1293,7 +1293,7 @@
         <w:pStyle w:val="BodyText"/>
       </w:pPr>
       <w:r>
-        <w:t xml:space="preserve">MOREL: D’accord. Je me présente au comité. Mais je vous préviens. À la première visite surprise, je ne vais pas regarder vos belles salles blanches. Je vais regarder le stockage du BDDE et le coin nord-est. Là où ça peut aller mal.</w:t>
+        <w:t xml:space="preserve">RAVEL: D’accord. Je me présente au comité. Mais je vous préviens. À la première visite surprise, je ne vais pas regarder vos belles salles blanches. Je vais regarder le stockage du BDDE et le coin nord-est. Là où ça peut aller mal.</w:t>
       </w:r>
     </w:p>
     <w:p>
@@ -1309,7 +1309,7 @@
         <w:pStyle w:val="BodyText"/>
       </w:pPr>
       <w:r>
-        <w:t xml:space="preserve">MOREL: Votre M. Baek a l’air de quelqu’un de bien.</w:t>
+        <w:t xml:space="preserve">RAVEL: Votre M. Baek a l’air de quelqu’un de bien.</w:t>
       </w:r>
     </w:p>
     <w:p>
@@ -1333,7 +1333,7 @@
         <w:pStyle w:val="BodyText"/>
       </w:pPr>
       <w:r>
-        <w:t xml:space="preserve">DUFOUR: Je note : comité de suivi de site, six riverains, Mme Perrin et M. Morel candidats. Élection en septembre.</w:t>
+        <w:t xml:space="preserve">DUFOUR: Je note : comité de suivi de site, six riverains, Mme Perrin et M. Ravel candidats. Élection en septembre.</w:t>
       </w:r>
     </w:p>
     <w:p>
@@ -1375,7 +1375,7 @@
         <w:pStyle w:val="BodyText"/>
       </w:pPr>
       <w:r>
-        <w:t xml:space="preserve">DUFOUR: Morel au comité. Vous savez ce que vous avez fait ? Il va venir tous les mois.</w:t>
+        <w:t xml:space="preserve">DUFOUR: Ravel au comité. Vous savez ce que vous avez fait ? Il va venir tous les mois.</w:t>
       </w:r>
     </w:p>
     <w:p>
@@ -3205,15 +3205,15 @@
         <w:pStyle w:val="BodyText"/>
       </w:pPr>
       <w:r>
-        <w:t xml:space="preserve">제라르: 옛 선생님 페랭 부인은 냄새를 걱정해. 젊은 모렐은 애가 둘이야. 모든 게 걱정이지.</w:t>
-      </w:r>
-    </w:p>
-    <w:p>
-      <w:pPr>
-        <w:pStyle w:val="BodyText"/>
-      </w:pPr>
-      <w:r>
-        <w:t xml:space="preserve">바스티앵: 모렐이 SNS에 모임을 만들었어. 「부비에 감시 주민들」. 일주일에 300명.</w:t>
+        <w:t xml:space="preserve">제라르: 옛 선생님 페랭 부인은 냄새를 걱정해. 젊은 라벨은 애가 둘이야. 모든 게 걱정이지.</w:t>
+      </w:r>
+    </w:p>
+    <w:p>
+      <w:pPr>
+        <w:pStyle w:val="BodyText"/>
+      </w:pPr>
+      <w:r>
+        <w:t xml:space="preserve">바스티앵: 라벨이 SNS에 모임을 만들었어. 「부비에 감시 주민들」. 일주일에 300명.</w:t>
       </w:r>
     </w:p>
     <w:p>
@@ -3263,7 +3263,7 @@
         <w:pStyle w:val="BodyText"/>
       </w:pPr>
       <w:r>
-        <w:t xml:space="preserve">모렐: 틸뢸 거리의 파브리스 모렐입니다. 첫 질문. 왜 우리 집 뒤에 화학 공장이죠?</w:t>
+        <w:t xml:space="preserve">라벨: 틸뢸 거리의 파브리스 라벨입니다. 첫 질문. 왜 우리 집 뒤에 화학 공장이죠?</w:t>
       </w:r>
     </w:p>
     <w:p>
@@ -3279,7 +3279,7 @@
         <w:pStyle w:val="BodyText"/>
       </w:pPr>
       <w:r>
-        <w:t xml:space="preserve">모렐: 어떤 물질이요?</w:t>
+        <w:t xml:space="preserve">라벨: 어떤 물질이요?</w:t>
       </w:r>
     </w:p>
     <w:p>
@@ -3295,7 +3295,7 @@
         <w:pStyle w:val="BodyText"/>
       </w:pPr>
       <w:r>
-        <w:t xml:space="preserve">모렐: BDDE. 찾아봤어요. 「돌연변이 유발 의심」. 안전보건자료에 그렇게 쓰여 있어요.</w:t>
+        <w:t xml:space="preserve">라벨: BDDE. 찾아봤어요. 「돌연변이 유발 의심」. 안전보건자료에 그렇게 쓰여 있어요.</w:t>
       </w:r>
     </w:p>
     <w:p>
@@ -3343,7 +3343,7 @@
         <w:pStyle w:val="BodyText"/>
       </w:pPr>
       <w:r>
-        <w:t xml:space="preserve">모렐: 화학 공장을 운영하는 통역사라. 참 안심되네요.</w:t>
+        <w:t xml:space="preserve">라벨: 화학 공장을 운영하는 통역사라. 참 안심되네요.</w:t>
       </w:r>
     </w:p>
     <w:p>
@@ -3375,7 +3375,7 @@
         <w:pStyle w:val="BodyText"/>
       </w:pPr>
       <w:r>
-        <w:t xml:space="preserve">모렐: 감동적이네요. 하지만 뭐가 걱정인지 말할게요. 기준치. 200리터는 허가 기준치 바로 아래예요. 우연히도. 공청회, 위험성 평가, 돈 드는 건 다 피하려고 계산하셨죠. 그게 진실 아닌가요?</w:t>
+        <w:t xml:space="preserve">라벨: 감동적이네요. 하지만 뭐가 걱정인지 말할게요. 기준치. 200리터는 허가 기준치 바로 아래예요. 우연히도. 공청회, 위험성 평가, 돈 드는 건 다 피하려고 계산하셨죠. 그게 진실 아닌가요?</w:t>
       </w:r>
     </w:p>
     <w:p>
@@ -3391,7 +3391,7 @@
         <w:pStyle w:val="BodyText"/>
       </w:pPr>
       <w:r>
-        <w:t xml:space="preserve">모렐: 네?</w:t>
+        <w:t xml:space="preserve">라벨: 네?</w:t>
       </w:r>
     </w:p>
     <w:p>
@@ -3407,7 +3407,7 @@
         <w:pStyle w:val="BodyText"/>
       </w:pPr>
       <w:r>
-        <w:t xml:space="preserve">모렐: 그래서요?</w:t>
+        <w:t xml:space="preserve">라벨: 그래서요?</w:t>
       </w:r>
     </w:p>
     <w:p>
@@ -3447,7 +3447,7 @@
         <w:pStyle w:val="BodyText"/>
       </w:pPr>
       <w:r>
-        <w:t xml:space="preserve">모렐: 알아요, 아르노 씨. 그래서 여기 온 거예요.</w:t>
+        <w:t xml:space="preserve">라벨: 알아요, 아르노 씨. 그래서 여기 온 거예요.</w:t>
       </w:r>
     </w:p>
     <w:p>
@@ -3511,7 +3511,7 @@
         <w:pStyle w:val="BodyText"/>
       </w:pPr>
       <w:r>
-        <w:t xml:space="preserve">모렐: 센서는 홍보예요.</w:t>
+        <w:t xml:space="preserve">라벨: 센서는 홍보예요.</w:t>
       </w:r>
     </w:p>
     <w:p>
@@ -3553,7 +3553,7 @@
         <w:pStyle w:val="BodyText"/>
       </w:pPr>
       <w:r>
-        <w:t xml:space="preserve">모렐: 전처리가 뭐죠? 희석하는 거예요?</w:t>
+        <w:t xml:space="preserve">라벨: 전처리가 뭐죠? 희석하는 거예요?</w:t>
       </w:r>
     </w:p>
     <w:p>
@@ -3569,7 +3569,7 @@
         <w:pStyle w:val="BodyText"/>
       </w:pPr>
       <w:r>
-        <w:t xml:space="preserve">모렐: 누가 확인하죠?</w:t>
+        <w:t xml:space="preserve">라벨: 누가 확인하죠?</w:t>
       </w:r>
     </w:p>
     <w:p>
@@ -3641,7 +3641,7 @@
         <w:pStyle w:val="BodyText"/>
       </w:pPr>
       <w:r>
-        <w:t xml:space="preserve">모렐: 그럼 밤은요? 밤에도 일해요?</w:t>
+        <w:t xml:space="preserve">라벨: 그럼 밤은요? 밤에도 일해요?</w:t>
       </w:r>
     </w:p>
     <w:p>
@@ -3657,7 +3657,7 @@
         <w:pStyle w:val="BodyText"/>
       </w:pPr>
       <w:r>
-        <w:t xml:space="preserve">모렐: 「초기엔」. 그다음은요?</w:t>
+        <w:t xml:space="preserve">라벨: 「초기엔」. 그다음은요?</w:t>
       </w:r>
     </w:p>
     <w:p>
@@ -3721,7 +3721,7 @@
         <w:pStyle w:val="BodyText"/>
       </w:pPr>
       <w:r>
-        <w:t xml:space="preserve">모렐: 사고가 나면요? BDDE 드럼이 쏟아지면? 화재는?</w:t>
+        <w:t xml:space="preserve">라벨: 사고가 나면요? BDDE 드럼이 쏟아지면? 화재는?</w:t>
       </w:r>
     </w:p>
     <w:p>
@@ -3737,7 +3737,7 @@
         <w:pStyle w:val="BodyText"/>
       </w:pPr>
       <w:r>
-        <w:t xml:space="preserve">모렐: 작고, 알려져 있고, 대비돼 있다. 부비에도 말은 그럴듯했죠.</w:t>
+        <w:t xml:space="preserve">라벨: 작고, 알려져 있고, 대비돼 있다. 부비에도 말은 그럴듯했죠.</w:t>
       </w:r>
     </w:p>
     <w:p>
@@ -3753,7 +3753,7 @@
         <w:pStyle w:val="BodyText"/>
       </w:pPr>
       <w:r>
-        <w:t xml:space="preserve">모렐: 바로 그걸 원해요. 판단하는 것. 진짜 권한을 갖고.</w:t>
+        <w:t xml:space="preserve">라벨: 바로 그걸 원해요. 판단하는 것. 진짜 권한을 갖고.</w:t>
       </w:r>
     </w:p>
     <w:p>
@@ -3769,7 +3769,7 @@
         <w:pStyle w:val="BodyText"/>
       </w:pPr>
       <w:r>
-        <w:t xml:space="preserve">모렐: 위원회. 주민들로. 원할 때 공장에 들어가는. 안내 투어 말고요.</w:t>
+        <w:t xml:space="preserve">라벨: 위원회. 주민들로. 원할 때 공장에 들어가는. 안내 투어 말고요.</w:t>
       </w:r>
     </w:p>
     <w:bookmarkEnd w:id="35"/>
@@ -3795,7 +3795,7 @@
         <w:pStyle w:val="BodyText"/>
       </w:pPr>
       <w:r>
-        <w:t xml:space="preserve">모렐: 1년에 한 번? 부비에는 40년 동안 아무한테도 예고 없이 했어요.</w:t>
+        <w:t xml:space="preserve">라벨: 1년에 한 번? 부비에는 40년 동안 아무한테도 예고 없이 했어요.</w:t>
       </w:r>
     </w:p>
     <w:p>
@@ -3819,7 +3819,7 @@
         <w:pStyle w:val="BodyText"/>
       </w:pPr>
       <w:r>
-        <w:t xml:space="preserve">모렐: 뭔가 잘못된 걸 보면요? 거부권이 있나요?</w:t>
+        <w:t xml:space="preserve">라벨: 뭔가 잘못된 걸 보면요? 거부권이 있나요?</w:t>
       </w:r>
     </w:p>
     <w:p>
@@ -3835,7 +3835,7 @@
         <w:pStyle w:val="BodyText"/>
       </w:pPr>
       <w:r>
-        <w:t xml:space="preserve">모렐: 그럼 연극이네요.</w:t>
+        <w:t xml:space="preserve">라벨: 그럼 연극이네요.</w:t>
       </w:r>
     </w:p>
     <w:p>
@@ -3851,7 +3851,7 @@
         <w:pStyle w:val="BodyText"/>
       </w:pPr>
       <w:r>
-        <w:t xml:space="preserve">모렐: 비용은 당신들이, 선택은 우리가?</w:t>
+        <w:t xml:space="preserve">라벨: 비용은 당신들이, 선택은 우리가?</w:t>
       </w:r>
     </w:p>
     <w:p>
@@ -3915,7 +3915,7 @@
         <w:pStyle w:val="BodyText"/>
       </w:pPr>
       <w:r>
-        <w:t xml:space="preserve">모렐: 주는 걸 받으러 온 게 아니에요, 아르노 씨.</w:t>
+        <w:t xml:space="preserve">라벨: 주는 걸 받으러 온 게 아니에요, 아르노 씨.</w:t>
       </w:r>
     </w:p>
     <w:p>
@@ -3931,7 +3931,7 @@
         <w:pStyle w:val="BodyText"/>
       </w:pPr>
       <w:r>
-        <w:t xml:space="preserve">모렐: 좋아요. 위원회에 출마할게요. 하지만 미리 말해 두죠. 첫 예고 없는 방문 때 멋진 클린룸은 안 볼 거예요. BDDE 보관소와 북동쪽 모퉁이를 볼 거예요. 잘못될 수 있는 곳을.</w:t>
+        <w:t xml:space="preserve">라벨: 좋아요. 위원회에 출마할게요. 하지만 미리 말해 두죠. 첫 예고 없는 방문 때 멋진 클린룸은 안 볼 거예요. BDDE 보관소와 북동쪽 모퉁이를 볼 거예요. 잘못될 수 있는 곳을.</w:t>
       </w:r>
     </w:p>
     <w:p>
@@ -3947,7 +3947,7 @@
         <w:pStyle w:val="BodyText"/>
       </w:pPr>
       <w:r>
-        <w:t xml:space="preserve">모렐: 그 백 씨, 좋은 사람 같네요.</w:t>
+        <w:t xml:space="preserve">라벨: 그 백 씨, 좋은 사람 같네요.</w:t>
       </w:r>
     </w:p>
     <w:p>
@@ -3971,7 +3971,7 @@
         <w:pStyle w:val="BodyText"/>
       </w:pPr>
       <w:r>
-        <w:t xml:space="preserve">뒤푸르: 적겠습니다. 현장 감시위원회, 주민 여섯 명, 페랭 부인과 모렐 씨 출마. 선거는 9월.</w:t>
+        <w:t xml:space="preserve">뒤푸르: 적겠습니다. 현장 감시위원회, 주민 여섯 명, 페랭 부인과 라벨 씨 출마. 선거는 9월.</w:t>
       </w:r>
     </w:p>
     <w:p>
@@ -4013,7 +4013,7 @@
         <w:pStyle w:val="BodyText"/>
       </w:pPr>
       <w:r>
-        <w:t xml:space="preserve">뒤푸르: 모렐이 위원회에. 무슨 일을 하신 건지 아세요? 매달 올 거예요.</w:t>
+        <w:t xml:space="preserve">뒤푸르: 라벨이 위원회에. 무슨 일을 하신 건지 아세요? 매달 올 거예요.</w:t>
       </w:r>
     </w:p>
     <w:p>

--- a/la-marque/대본/7부/03화_Les_voisins.docx
+++ b/la-marque/대본/7부/03화_Les_voisins.docx
@@ -50,7 +50,7 @@
         <w:t xml:space="preserve">”</w:t>
       </w:r>
       <w:r>
-        <w:t xml:space="preserve">, 공청회 의무 없음. 틸뢸 거리(북쪽 담 뒤 12채): 오딜 페랭(옛 초등 교사, 7번지, 야니크의 5학년 담임</w:t>
+        <w:t xml:space="preserve">, 공청회 의무 없음. 틸뢸 거리(북쪽 담 뒤 12채): 오딜 뮈니에(옛 초등 교사, 7번지, 야니크의 5학년 담임</w:t>
       </w:r>
       <w:r>
         <w:t xml:space="preserve"> </w:t>
@@ -83,7 +83,7 @@
         <w:t xml:space="preserve"> </w:t>
       </w:r>
       <w:r>
-        <w:t xml:space="preserve">→ 클레망스 «Oui.»(합법 ≠ 충분) → 자발적 독립 위험성 평가(8만, 석 달, 공개). 페랭 정원 센서(주민이 위치 결정, 실시간 공개). 폐수: 현장 중화·pH·BDDE 확인 → 하수처리장, 외부 실험실 월 1회, 시청에도 결과. 트럭: 남쪽 산업단지 경유, 틸뢸 거리 금지(운송 계약 위약금·표지판), 오전 7시 전·주말 납품 없음. 두 교대조 6~22시, 야간 추가 시</w:t>
+        <w:t xml:space="preserve">→ 클레망스 «Oui.»(합법 ≠ 충분) → 자발적 독립 위험성 평가(8만, 석 달, 공개). 뮈니에 정원 센서(주민이 위치 결정, 실시간 공개). 폐수: 현장 중화·pH·BDDE 확인 → 하수처리장, 외부 실험실 월 1회, 시청에도 결과. 트럭: 남쪽 산업단지 경유, 틸뢸 거리 금지(운송 계약 위약금·표지판), 오전 7시 전·주말 납품 없음. 두 교대조 6~22시, 야간 추가 시</w:t>
       </w:r>
       <w:r>
         <w:t xml:space="preserve"> </w:t>
@@ -173,7 +173,7 @@
         <w:t xml:space="preserve"> </w:t>
       </w:r>
       <w:r>
-        <w:t xml:space="preserve">- 등장인물: Clémence, Bastien, Jihoon, Yannick, Gérard, Christine Dufour, Fabienne Rey, Odile Perrin(주민 — 신규), Fabrice Ravel(주민 — 신규)</w:t>
+        <w:t xml:space="preserve">- 등장인물: Clémence, Bastien, Jihoon, Yannick, Gérard, Christine Dufour, Fabienne Rey, Odile Mugnier(주민 — 신규), Fabrice Ravel(주민 — 신규)</w:t>
       </w:r>
       <w:r>
         <w:t xml:space="preserve"> </w:t>
@@ -197,7 +197,7 @@
         <w:t xml:space="preserve"> </w:t>
       </w:r>
       <w:r>
-        <w:t xml:space="preserve">- vous/tu: 페랭→야니크 tu(옛 제자), 뒤푸르→라벨·제라르→라벨 tu, 야니크↔라벨 tu, 나머지 vous.</w:t>
+        <w:t xml:space="preserve">- vous/tu: 뮈니에→야니크 tu(옛 제자), 뒤푸르→라벨·제라르→라벨 tu, 야니크↔라벨 tu, 나머지 vous.</w:t>
       </w:r>
       <w:r>
         <w:t xml:space="preserve"> </w:t>
@@ -567,7 +567,7 @@
         <w:pStyle w:val="BodyText"/>
       </w:pPr>
       <w:r>
-        <w:t xml:space="preserve">GERARD: Mme Perrin, l’ancienne institutrice, a peur de l’odeur. Le jeune Ravel a deux enfants. Il a peur de tout.</w:t>
+        <w:t xml:space="preserve">GERARD: Mme Mugnier, l’ancienne institutrice, a peur de l’odeur. Le jeune Ravel a deux enfants. Il a peur de tout.</w:t>
       </w:r>
     </w:p>
     <w:p>
@@ -673,7 +673,7 @@
         <w:pStyle w:val="BodyText"/>
       </w:pPr>
       <w:r>
-        <w:t xml:space="preserve">PERRIN: Odile Perrin. J’habite au numéro sept, contre le mur. Combien de BDDE, madame ? En litres. Je veux un chiffre.</w:t>
+        <w:t xml:space="preserve">MUGNIER: Odile Mugnier. J’habite au numéro sept, contre le mur. Combien de BDDE, madame ? En litres. Je veux un chiffre.</w:t>
       </w:r>
     </w:p>
     <w:p>
@@ -689,7 +689,7 @@
         <w:pStyle w:val="BodyText"/>
       </w:pPr>
       <w:r>
-        <w:t xml:space="preserve">PERRIN: Deux cents litres. Et vous êtes qui, jeune homme ?</w:t>
+        <w:t xml:space="preserve">MUGNIER: Deux cents litres. Et vous êtes qui, jeune homme ?</w:t>
       </w:r>
     </w:p>
     <w:p>
@@ -721,7 +721,7 @@
         <w:pStyle w:val="BodyText"/>
       </w:pPr>
       <w:r>
-        <w:t xml:space="preserve">PERRIN: Le petit Perret. Je t’ai eu en CM2. Tu écrivais très mal.</w:t>
+        <w:t xml:space="preserve">MUGNIER: Le petit Perret. Je t’ai eu en CM2. Tu écrivais très mal.</w:t>
       </w:r>
     </w:p>
     <w:p>
@@ -817,7 +817,7 @@
         <w:pStyle w:val="BodyText"/>
       </w:pPr>
       <w:r>
-        <w:t xml:space="preserve">PERRIN: Et l’odeur ? Mon jardin est contre le mur.</w:t>
+        <w:t xml:space="preserve">MUGNIER: Et l’odeur ? Mon jardin est contre le mur.</w:t>
       </w:r>
     </w:p>
     <w:p>
@@ -833,7 +833,7 @@
         <w:pStyle w:val="BodyText"/>
       </w:pPr>
       <w:r>
-        <w:t xml:space="preserve">PERRIN: Filtré. Les gens de Bouvier disaient aussi « filtré ».</w:t>
+        <w:t xml:space="preserve">MUGNIER: Filtré. Les gens de Bouvier disaient aussi « filtré ».</w:t>
       </w:r>
     </w:p>
     <w:p>
@@ -849,15 +849,15 @@
         <w:pStyle w:val="BodyText"/>
       </w:pPr>
       <w:r>
-        <w:t xml:space="preserve">CLEMENCE: Madame Perrin, je vous propose mieux qu’une promesse. Un capteur dans votre jardin. Les mesures en ligne. Vous les voyez avant nous.</w:t>
-      </w:r>
-    </w:p>
-    <w:p>
-      <w:pPr>
-        <w:pStyle w:val="BodyText"/>
-      </w:pPr>
-      <w:r>
-        <w:t xml:space="preserve">PERRIN: Dans mon jardin ? Entre les tomates ?</w:t>
+        <w:t xml:space="preserve">CLEMENCE: Madame Mugnier, je vous propose mieux qu’une promesse. Un capteur dans votre jardin. Les mesures en ligne. Vous les voyez avant nous.</w:t>
+      </w:r>
+    </w:p>
+    <w:p>
+      <w:pPr>
+        <w:pStyle w:val="BodyText"/>
+      </w:pPr>
+      <w:r>
+        <w:t xml:space="preserve">MUGNIER: Dans mon jardin ? Entre les tomates ?</w:t>
       </w:r>
     </w:p>
     <w:p>
@@ -955,7 +955,7 @@
         <w:pStyle w:val="BodyText"/>
       </w:pPr>
       <w:r>
-        <w:t xml:space="preserve">PERRIN: Et les camions ? La rue des Tilleuls est étroite. Il y a l’école au bout.</w:t>
+        <w:t xml:space="preserve">MUGNIER: Et les camions ? La rue des Tilleuls est étroite. Il y a l’école au bout.</w:t>
       </w:r>
     </w:p>
     <w:p>
@@ -971,7 +971,7 @@
         <w:pStyle w:val="BodyText"/>
       </w:pPr>
       <w:r>
-        <w:t xml:space="preserve">PERRIN: Jamais ? Les chauffeurs suivent leur GPS.</w:t>
+        <w:t xml:space="preserve">MUGNIER: Jamais ? Les chauffeurs suivent leur GPS.</w:t>
       </w:r>
     </w:p>
     <w:p>
@@ -1035,7 +1035,7 @@
         <w:pStyle w:val="BodyText"/>
       </w:pPr>
       <w:r>
-        <w:t xml:space="preserve">PERRIN: Il y a aussi la ventilation. Une salle blanche, ça souffle tout le temps, non ? Mon neveu travaille à Grenoble.</w:t>
+        <w:t xml:space="preserve">MUGNIER: Il y a aussi la ventilation. Une salle blanche, ça souffle tout le temps, non ? Mon neveu travaille à Grenoble.</w:t>
       </w:r>
     </w:p>
     <w:p>
@@ -1051,7 +1051,7 @@
         <w:pStyle w:val="BodyText"/>
       </w:pPr>
       <w:r>
-        <w:t xml:space="preserve">PERRIN: Un chat de l’usine. J’en ai déjà un, de chat.</w:t>
+        <w:t xml:space="preserve">MUGNIER: Un chat de l’usine. J’en ai déjà un, de chat.</w:t>
       </w:r>
     </w:p>
     <w:p>
@@ -1067,7 +1067,7 @@
         <w:pStyle w:val="BodyText"/>
       </w:pPr>
       <w:r>
-        <w:t xml:space="preserve">PERRIN: Et si le chat ronronne trop fort ?</w:t>
+        <w:t xml:space="preserve">MUGNIER: Et si le chat ronronne trop fort ?</w:t>
       </w:r>
     </w:p>
     <w:p>
@@ -1325,15 +1325,15 @@
         <w:pStyle w:val="BodyText"/>
       </w:pPr>
       <w:r>
-        <w:t xml:space="preserve">PERRIN: Moi aussi, je me présente. Et mon jardin est disponible pour votre capteur. Entre les tomates et les dahlias.</w:t>
-      </w:r>
-    </w:p>
-    <w:p>
-      <w:pPr>
-        <w:pStyle w:val="BodyText"/>
-      </w:pPr>
-      <w:r>
-        <w:t xml:space="preserve">DUFOUR: Je note : comité de suivi de site, six riverains, Mme Perrin et M. Ravel candidats. Élection en septembre.</w:t>
+        <w:t xml:space="preserve">MUGNIER: Moi aussi, je me présente. Et mon jardin est disponible pour votre capteur. Entre les tomates et les dahlias.</w:t>
+      </w:r>
+    </w:p>
+    <w:p>
+      <w:pPr>
+        <w:pStyle w:val="BodyText"/>
+      </w:pPr>
+      <w:r>
+        <w:t xml:space="preserve">DUFOUR: Je note : comité de suivi de site, six riverains, Mme Mugnier et M. Ravel candidats. Élection en septembre.</w:t>
       </w:r>
     </w:p>
     <w:p>
@@ -1391,7 +1391,7 @@
         <w:pStyle w:val="BodyText"/>
       </w:pPr>
       <w:r>
-        <w:t xml:space="preserve">GERARD: Odile Perrin m’a dit en sortant : « Ta fille parle comme un procès-verbal. » Chez elle, c’est un compliment.</w:t>
+        <w:t xml:space="preserve">GERARD: Odile Mugnier m’a dit en sortant : « Ta fille parle comme un procès-verbal. » Chez elle, c’est un compliment.</w:t>
       </w:r>
     </w:p>
     <w:p>
@@ -3205,7 +3205,7 @@
         <w:pStyle w:val="BodyText"/>
       </w:pPr>
       <w:r>
-        <w:t xml:space="preserve">제라르: 옛 선생님 페랭 부인은 냄새를 걱정해. 젊은 라벨은 애가 둘이야. 모든 게 걱정이지.</w:t>
+        <w:t xml:space="preserve">제라르: 옛 선생님 뮈니에 부인은 냄새를 걱정해. 젊은 라벨은 애가 둘이야. 모든 게 걱정이지.</w:t>
       </w:r>
     </w:p>
     <w:p>
@@ -3311,7 +3311,7 @@
         <w:pStyle w:val="BodyText"/>
       </w:pPr>
       <w:r>
-        <w:t xml:space="preserve">페랭: 오딜 페랭이에요. 담에 붙은 7번지에 살아요. BDDE가 얼마나 되죠? 리터로요. 숫자를 원해요.</w:t>
+        <w:t xml:space="preserve">뮈니에: 오딜 뮈니에이에요. 담에 붙은 7번지에 살아요. BDDE가 얼마나 되죠? 리터로요. 숫자를 원해요.</w:t>
       </w:r>
     </w:p>
     <w:p>
@@ -3327,7 +3327,7 @@
         <w:pStyle w:val="BodyText"/>
       </w:pPr>
       <w:r>
-        <w:t xml:space="preserve">페랭: 200리터. 그런데 젊은이는 누구죠?</w:t>
+        <w:t xml:space="preserve">뮈니에: 200리터. 그런데 젊은이는 누구죠?</w:t>
       </w:r>
     </w:p>
     <w:p>
@@ -3359,7 +3359,7 @@
         <w:pStyle w:val="BodyText"/>
       </w:pPr>
       <w:r>
-        <w:t xml:space="preserve">페랭: 페레네 막내. 초등학교 5학년 때 내가 가르쳤지. 글씨를 정말 못 썼는데.</w:t>
+        <w:t xml:space="preserve">뮈니에: 페레네 막내. 초등학교 5학년 때 내가 가르쳤지. 글씨를 정말 못 썼는데.</w:t>
       </w:r>
     </w:p>
     <w:p>
@@ -3455,7 +3455,7 @@
         <w:pStyle w:val="BodyText"/>
       </w:pPr>
       <w:r>
-        <w:t xml:space="preserve">페랭: 그리고 냄새는요? 내 정원이 담에 붙어 있어요.</w:t>
+        <w:t xml:space="preserve">뮈니에: 그리고 냄새는요? 내 정원이 담에 붙어 있어요.</w:t>
       </w:r>
     </w:p>
     <w:p>
@@ -3471,7 +3471,7 @@
         <w:pStyle w:val="BodyText"/>
       </w:pPr>
       <w:r>
-        <w:t xml:space="preserve">페랭: 필터. 부비에 사람들도 「필터」라고 했어요.</w:t>
+        <w:t xml:space="preserve">뮈니에: 필터. 부비에 사람들도 「필터」라고 했어요.</w:t>
       </w:r>
     </w:p>
     <w:p>
@@ -3487,15 +3487,15 @@
         <w:pStyle w:val="BodyText"/>
       </w:pPr>
       <w:r>
-        <w:t xml:space="preserve">클레망스: 페랭 부인, 약속보다 나은 걸 드릴게요. 정원에 센서 하나. 측정값은 온라인으로. 우리보다 먼저 보세요.</w:t>
-      </w:r>
-    </w:p>
-    <w:p>
-      <w:pPr>
-        <w:pStyle w:val="BodyText"/>
-      </w:pPr>
-      <w:r>
-        <w:t xml:space="preserve">페랭: 내 정원에? 토마토 사이에?</w:t>
+        <w:t xml:space="preserve">클레망스: 뮈니에 부인, 약속보다 나은 걸 드릴게요. 정원에 센서 하나. 측정값은 온라인으로. 우리보다 먼저 보세요.</w:t>
+      </w:r>
+    </w:p>
+    <w:p>
+      <w:pPr>
+        <w:pStyle w:val="BodyText"/>
+      </w:pPr>
+      <w:r>
+        <w:t xml:space="preserve">뮈니에: 내 정원에? 토마토 사이에?</w:t>
       </w:r>
     </w:p>
     <w:p>
@@ -3593,7 +3593,7 @@
         <w:pStyle w:val="BodyText"/>
       </w:pPr>
       <w:r>
-        <w:t xml:space="preserve">페랭: 트럭은요? 틸뢸 거리는 좁아요. 끝에 학교가 있어요.</w:t>
+        <w:t xml:space="preserve">뮈니에: 트럭은요? 틸뢸 거리는 좁아요. 끝에 학교가 있어요.</w:t>
       </w:r>
     </w:p>
     <w:p>
@@ -3609,7 +3609,7 @@
         <w:pStyle w:val="BodyText"/>
       </w:pPr>
       <w:r>
-        <w:t xml:space="preserve">페랭: 절대? 기사들은 내비게이션을 따라가요.</w:t>
+        <w:t xml:space="preserve">뮈니에: 절대? 기사들은 내비게이션을 따라가요.</w:t>
       </w:r>
     </w:p>
     <w:p>
@@ -3673,7 +3673,7 @@
         <w:pStyle w:val="BodyText"/>
       </w:pPr>
       <w:r>
-        <w:t xml:space="preserve">페랭: 환기도 있잖아요. 클린룸은 계속 바람을 내보내죠? 조카가 그르노블에서 일해요.</w:t>
+        <w:t xml:space="preserve">뮈니에: 환기도 있잖아요. 클린룸은 계속 바람을 내보내죠? 조카가 그르노블에서 일해요.</w:t>
       </w:r>
     </w:p>
     <w:p>
@@ -3689,7 +3689,7 @@
         <w:pStyle w:val="BodyText"/>
       </w:pPr>
       <w:r>
-        <w:t xml:space="preserve">페랭: 공장 고양이라. 고양이는 이미 한 마리 있어요.</w:t>
+        <w:t xml:space="preserve">뮈니에: 공장 고양이라. 고양이는 이미 한 마리 있어요.</w:t>
       </w:r>
     </w:p>
     <w:p>
@@ -3705,7 +3705,7 @@
         <w:pStyle w:val="BodyText"/>
       </w:pPr>
       <w:r>
-        <w:t xml:space="preserve">페랭: 고양이가 너무 크게 가르랑거리면요?</w:t>
+        <w:t xml:space="preserve">뮈니에: 고양이가 너무 크게 가르랑거리면요?</w:t>
       </w:r>
     </w:p>
     <w:p>
@@ -3963,15 +3963,15 @@
         <w:pStyle w:val="BodyText"/>
       </w:pPr>
       <w:r>
-        <w:t xml:space="preserve">페랭: 나도 출마할게요. 그리고 센서는 내 정원에 두세요. 토마토와 달리아 사이에.</w:t>
-      </w:r>
-    </w:p>
-    <w:p>
-      <w:pPr>
-        <w:pStyle w:val="BodyText"/>
-      </w:pPr>
-      <w:r>
-        <w:t xml:space="preserve">뒤푸르: 적겠습니다. 현장 감시위원회, 주민 여섯 명, 페랭 부인과 라벨 씨 출마. 선거는 9월.</w:t>
+        <w:t xml:space="preserve">뮈니에: 나도 출마할게요. 그리고 센서는 내 정원에 두세요. 토마토와 달리아 사이에.</w:t>
+      </w:r>
+    </w:p>
+    <w:p>
+      <w:pPr>
+        <w:pStyle w:val="BodyText"/>
+      </w:pPr>
+      <w:r>
+        <w:t xml:space="preserve">뒤푸르: 적겠습니다. 현장 감시위원회, 주민 여섯 명, 뮈니에 부인과 라벨 씨 출마. 선거는 9월.</w:t>
       </w:r>
     </w:p>
     <w:p>
@@ -4029,7 +4029,7 @@
         <w:pStyle w:val="BodyText"/>
       </w:pPr>
       <w:r>
-        <w:t xml:space="preserve">제라르: 오딜 페랭이 나가면서 그러더라. 「네 딸은 회의록처럼 말해.」 그 양반한텐 칭찬이야.</w:t>
+        <w:t xml:space="preserve">제라르: 오딜 뮈니에이 나가면서 그러더라. 「네 딸은 회의록처럼 말해.」 그 양반한텐 칭찬이야.</w:t>
       </w:r>
     </w:p>
     <w:p>
